--- a/files/group/L08 - Group 2 - OSINT Technique Forum.docx
+++ b/files/group/L08 - Group 2 - OSINT Technique Forum.docx
@@ -52,6 +52,7 @@
         <w:rPr>
           <w:rFonts w:ascii="Aptos" w:eastAsia="Aptos" w:hAnsi="Aptos" w:cs="Aptos"/>
           <w:color w:val="000000" w:themeColor="text1"/>
+          <w:highlight w:val="black"/>
         </w:rPr>
         <w:t>Morgan Capers &amp; Jacob Raposa</w:t>
       </w:r>
@@ -127,6 +128,7 @@
         <w:rPr>
           <w:rFonts w:ascii="Times New Roman" w:eastAsia="Times New Roman" w:hAnsi="Times New Roman" w:cs="Times New Roman"/>
           <w:color w:val="000000" w:themeColor="text1"/>
+          <w:highlight w:val="black"/>
         </w:rPr>
         <w:t>Morgan Capers</w:t>
       </w:r>
